--- a/Memoria proyecto integrador.docx
+++ b/Memoria proyecto integrador.docx
@@ -74,17 +74,6 @@
             </w:drawing>
           </w:r>
         </w:p>
-        <w:p>
-          <w:pPr>
-            <w:jc w:val="center"/>
-          </w:pPr>
-        </w:p>
-        <w:p>
-          <w:pPr>
-            <w:jc w:val="center"/>
-          </w:pPr>
-        </w:p>
-        <w:p/>
         <w:p/>
         <w:p>
           <w:pPr>
@@ -139,77 +128,99 @@
           <w:pPr>
             <w:jc w:val="center"/>
           </w:pPr>
+          <w:r>
+            <w:rPr>
+              <w:noProof/>
+            </w:rPr>
+            <w:drawing>
+              <wp:inline distT="0" distB="0" distL="0" distR="0" wp14:anchorId="5449D982" wp14:editId="5E20AE63">
+                <wp:extent cx="4578350" cy="2482850"/>
+                <wp:effectExtent l="0" t="0" r="0" b="0"/>
+                <wp:docPr id="940514820" name="Imagen 2"/>
+                <wp:cNvGraphicFramePr>
+                  <a:graphicFrameLocks xmlns:a="http://schemas.openxmlformats.org/drawingml/2006/main" noChangeAspect="1"/>
+                </wp:cNvGraphicFramePr>
+                <a:graphic xmlns:a="http://schemas.openxmlformats.org/drawingml/2006/main">
+                  <a:graphicData uri="http://schemas.openxmlformats.org/drawingml/2006/picture">
+                    <pic:pic xmlns:pic="http://schemas.openxmlformats.org/drawingml/2006/picture">
+                      <pic:nvPicPr>
+                        <pic:cNvPr id="940514820" name="Imagen 940514820"/>
+                        <pic:cNvPicPr/>
+                      </pic:nvPicPr>
+                      <pic:blipFill>
+                        <a:blip r:embed="rId9">
+                          <a:extLst>
+                            <a:ext uri="{28A0092B-C50C-407E-A947-70E740481C1C}">
+                              <a14:useLocalDpi xmlns:a14="http://schemas.microsoft.com/office/drawing/2010/main" val="0"/>
+                            </a:ext>
+                          </a:extLst>
+                        </a:blip>
+                        <a:stretch>
+                          <a:fillRect/>
+                        </a:stretch>
+                      </pic:blipFill>
+                      <pic:spPr>
+                        <a:xfrm>
+                          <a:off x="0" y="0"/>
+                          <a:ext cx="4578350" cy="2482850"/>
+                        </a:xfrm>
+                        <a:prstGeom prst="rect">
+                          <a:avLst/>
+                        </a:prstGeom>
+                      </pic:spPr>
+                    </pic:pic>
+                  </a:graphicData>
+                </a:graphic>
+              </wp:inline>
+            </w:drawing>
+          </w:r>
         </w:p>
+        <w:p/>
         <w:p>
           <w:pPr>
             <w:jc w:val="center"/>
-          </w:pPr>
-        </w:p>
-        <w:p>
-          <w:pPr>
-            <w:jc w:val="center"/>
+            <w:rPr>
+              <w:sz w:val="28"/>
+              <w:szCs w:val="24"/>
+            </w:rPr>
           </w:pPr>
           <w:r>
             <w:rPr>
-              <w:rFonts w:asciiTheme="majorHAnsi" w:hAnsiTheme="majorHAnsi"/>
-              <w:sz w:val="52"/>
-              <w:szCs w:val="72"/>
+              <w:sz w:val="28"/>
+              <w:szCs w:val="24"/>
             </w:rPr>
-            <w:t>[LOG</w:t>
-          </w:r>
-          <w:r>
-            <w:rPr>
-              <w:rFonts w:asciiTheme="majorHAnsi" w:hAnsiTheme="majorHAnsi"/>
-              <w:sz w:val="52"/>
-              <w:szCs w:val="72"/>
-            </w:rPr>
-            <w:t>O</w:t>
-          </w:r>
-          <w:r>
-            <w:rPr>
-              <w:rFonts w:asciiTheme="majorHAnsi" w:hAnsiTheme="majorHAnsi"/>
-              <w:sz w:val="52"/>
-              <w:szCs w:val="72"/>
-            </w:rPr>
-            <w:t>]</w:t>
-          </w:r>
-        </w:p>
-        <w:p>
-          <w:pPr>
-            <w:jc w:val="center"/>
-          </w:pPr>
-        </w:p>
-        <w:p>
-          <w:pPr>
-            <w:jc w:val="center"/>
-          </w:pPr>
-        </w:p>
-        <w:p>
-          <w:pPr>
-            <w:jc w:val="center"/>
-          </w:pPr>
-        </w:p>
-        <w:p>
-          <w:pPr>
-            <w:jc w:val="center"/>
-          </w:pPr>
-          <w:r>
             <w:t>Roberto Cantó Pedrera</w:t>
           </w:r>
         </w:p>
         <w:p>
           <w:pPr>
             <w:jc w:val="center"/>
+            <w:rPr>
+              <w:sz w:val="28"/>
+              <w:szCs w:val="24"/>
+            </w:rPr>
           </w:pPr>
           <w:r>
+            <w:rPr>
+              <w:sz w:val="28"/>
+              <w:szCs w:val="24"/>
+            </w:rPr>
             <w:t>Javier Garca Pablos</w:t>
           </w:r>
         </w:p>
         <w:p>
           <w:pPr>
             <w:jc w:val="center"/>
+            <w:rPr>
+              <w:sz w:val="28"/>
+              <w:szCs w:val="24"/>
+            </w:rPr>
           </w:pPr>
           <w:r>
+            <w:rPr>
+              <w:sz w:val="28"/>
+              <w:szCs w:val="24"/>
+            </w:rPr>
             <w:t>David Martínez del Río</w:t>
           </w:r>
         </w:p>
@@ -218,11 +229,17 @@
             <w:jc w:val="center"/>
           </w:pPr>
           <w:r>
+            <w:rPr>
+              <w:sz w:val="28"/>
+              <w:szCs w:val="24"/>
+            </w:rPr>
             <w:t>Diego Muñoz Avilés</w:t>
           </w:r>
           <w:r>
             <w:rPr>
               <w:rFonts w:ascii="Arial" w:hAnsi="Arial" w:cs="Arial"/>
+              <w:sz w:val="28"/>
+              <w:szCs w:val="24"/>
             </w:rPr>
             <w:t xml:space="preserve"> </w:t>
           </w:r>
@@ -2453,8 +2470,8 @@
     </w:p>
     <w:p/>
     <w:sectPr>
-      <w:headerReference w:type="default" r:id="rId9"/>
-      <w:footerReference w:type="default" r:id="rId10"/>
+      <w:headerReference w:type="default" r:id="rId10"/>
+      <w:footerReference w:type="default" r:id="rId11"/>
       <w:pgSz w:w="11906" w:h="16838"/>
       <w:pgMar w:top="1418" w:right="1418" w:bottom="1418" w:left="1418" w:header="709" w:footer="709" w:gutter="0"/>
       <w:pgNumType w:start="0"/>

--- a/Memoria proyecto integrador.docx
+++ b/Memoria proyecto integrador.docx
@@ -1465,8 +1465,40 @@
       <w:bookmarkEnd w:id="2"/>
     </w:p>
     <w:p>
-      <w:r>
-        <w:t>Para este apartado se recomienda una extensión de 1 a 2 páginas. Presentación del proyecto, contexto y detalles introductorios.</w:t>
+      <w:pPr>
+        <w:spacing w:before="100" w:beforeAutospacing="1" w:after="100" w:afterAutospacing="1" w:line="240" w:lineRule="auto"/>
+        <w:ind w:left="360"/>
+        <w:jc w:val="left"/>
+        <w:rPr>
+          <w:rFonts w:eastAsia="Times New Roman" w:cstheme="minorHAnsi"/>
+          <w:szCs w:val="24"/>
+        </w:rPr>
+      </w:pPr>
+      <w:bookmarkStart w:id="3" w:name="_Toc164530069"/>
+      <w:r>
+        <w:rPr>
+          <w:rFonts w:eastAsia="Times New Roman" w:cstheme="minorHAnsi"/>
+          <w:szCs w:val="24"/>
+        </w:rPr>
+        <w:t>Este proyecto integrador consiste en desarrollar una aplicación para gestionar las citas del taller de Edna Moda. Con esta aplicación se podrán administrar clientes, empleados, talleres, trajes y citas, pudiendo crear, consultar, modificar y eliminar información.</w:t>
+      </w:r>
+    </w:p>
+    <w:p>
+      <w:pPr>
+        <w:spacing w:before="100" w:beforeAutospacing="1" w:after="100" w:afterAutospacing="1" w:line="240" w:lineRule="auto"/>
+        <w:ind w:left="360"/>
+        <w:jc w:val="left"/>
+        <w:rPr>
+          <w:rFonts w:eastAsia="Times New Roman" w:cstheme="minorHAnsi"/>
+          <w:szCs w:val="24"/>
+        </w:rPr>
+      </w:pPr>
+      <w:r>
+        <w:rPr>
+          <w:rFonts w:eastAsia="Times New Roman" w:cstheme="minorHAnsi"/>
+          <w:szCs w:val="24"/>
+        </w:rPr>
+        <w:t>En el proyecto se aplican conocimientos de Programación, Bases de Datos y Entornos de Desarrollo, trabajando tanto el diseño de la base de datos como el desarrollo de la aplicación y la organización del trabajo en equipo.</w:t>
       </w:r>
     </w:p>
     <w:p>
@@ -1477,7 +1509,6 @@
           <w:numId w:val="1"/>
         </w:numPr>
       </w:pPr>
-      <w:bookmarkStart w:id="3" w:name="_Toc164530069"/>
       <w:r>
         <w:t>Objetivos</w:t>
       </w:r>
@@ -1746,7 +1777,6 @@
           <w:sz w:val="28"/>
           <w:szCs w:val="28"/>
         </w:rPr>
-        <w:lastRenderedPageBreak/>
         <w:t>Programación</w:t>
       </w:r>
     </w:p>
@@ -1998,25 +2028,6 @@
         </w:rPr>
         <w:t>Estos objetivos permiten organizar el desarrollo del proyecto y garantizar la calidad del software.</w:t>
       </w:r>
-    </w:p>
-    <w:p>
-      <w:pPr>
-        <w:rPr>
-          <w:color w:val="000000" w:themeColor="text1"/>
-          <w:szCs w:val="24"/>
-        </w:rPr>
-      </w:pPr>
-    </w:p>
-    <w:p>
-      <w:pPr>
-        <w:rPr>
-          <w:b/>
-          <w:bCs/>
-          <w:color w:val="000000" w:themeColor="text1"/>
-          <w:sz w:val="28"/>
-          <w:szCs w:val="28"/>
-        </w:rPr>
-      </w:pPr>
     </w:p>
     <w:p>
       <w:pPr>
@@ -2039,6 +2050,7 @@
       </w:pPr>
       <w:bookmarkStart w:id="4" w:name="_Toc164530070"/>
       <w:r>
+        <w:lastRenderedPageBreak/>
         <w:t>Tecnologías utilizadas</w:t>
       </w:r>
       <w:bookmarkEnd w:id="4"/>
@@ -2070,7 +2082,6 @@
       </w:pPr>
       <w:bookmarkStart w:id="5" w:name="_Toc164530071"/>
       <w:r>
-        <w:lastRenderedPageBreak/>
         <w:t>Desarrollo e implementación</w:t>
       </w:r>
       <w:bookmarkEnd w:id="5"/>
@@ -2270,6 +2281,7 @@
         </w:rPr>
       </w:pPr>
       <w:r>
+        <w:lastRenderedPageBreak/>
         <w:br w:type="page"/>
       </w:r>
     </w:p>
@@ -3501,7 +3513,7 @@
     <w:lsdException w:name="E-mail Signature" w:semiHidden="1" w:unhideWhenUsed="1"/>
     <w:lsdException w:name="HTML Top of Form" w:semiHidden="1" w:unhideWhenUsed="1"/>
     <w:lsdException w:name="HTML Bottom of Form" w:semiHidden="1" w:unhideWhenUsed="1"/>
-    <w:lsdException w:name="Normal (Web)" w:semiHidden="1" w:uiPriority="0" w:unhideWhenUsed="1"/>
+    <w:lsdException w:name="Normal (Web)" w:semiHidden="1" w:unhideWhenUsed="1"/>
     <w:lsdException w:name="HTML Acronym" w:semiHidden="1" w:unhideWhenUsed="1"/>
     <w:lsdException w:name="HTML Address" w:semiHidden="1" w:unhideWhenUsed="1"/>
     <w:lsdException w:name="HTML Cite" w:semiHidden="1" w:unhideWhenUsed="1"/>
@@ -3891,6 +3903,7 @@
   <w:style w:type="paragraph" w:styleId="NormalWeb">
     <w:name w:val="Normal (Web)"/>
     <w:basedOn w:val="Normal"/>
+    <w:uiPriority w:val="99"/>
     <w:rsid w:val="00AC38AD"/>
     <w:pPr>
       <w:spacing w:before="100" w:beforeAutospacing="1" w:after="100" w:afterAutospacing="1" w:line="240" w:lineRule="auto"/>
@@ -4011,6 +4024,17 @@
       <w:szCs w:val="26"/>
       <w:lang w:eastAsia="es-ES"/>
     </w:rPr>
+  </w:style>
+  <w:style w:type="paragraph" w:styleId="Prrafodelista">
+    <w:name w:val="List Paragraph"/>
+    <w:basedOn w:val="Normal"/>
+    <w:uiPriority w:val="34"/>
+    <w:qFormat/>
+    <w:rsid w:val="0091327F"/>
+    <w:pPr>
+      <w:ind w:left="720"/>
+      <w:contextualSpacing/>
+    </w:pPr>
   </w:style>
 </w:styles>
 </file>

--- a/Memoria proyecto integrador.docx
+++ b/Memoria proyecto integrador.docx
@@ -2281,16 +2281,17 @@
         </w:rPr>
       </w:pPr>
       <w:r>
-        <w:lastRenderedPageBreak/>
         <w:br w:type="page"/>
       </w:r>
-    </w:p>
-    <w:p>
-      <w:pPr>
-        <w:pStyle w:val="Ttulo1"/>
-      </w:pPr>
       <w:bookmarkStart w:id="9" w:name="_Toc164530075"/>
       <w:r>
+        <w:rPr>
+          <w:b/>
+          <w:bCs/>
+          <w:color w:val="EE0000"/>
+          <w:sz w:val="32"/>
+          <w:szCs w:val="28"/>
+        </w:rPr>
         <w:lastRenderedPageBreak/>
         <w:t>Anexos</w:t>
       </w:r>
@@ -2337,18 +2338,515 @@
       <w:bookmarkEnd w:id="10"/>
     </w:p>
     <w:p>
-      <w:r>
-        <w:t>Incluir el listado de requisitos de programación y BD necesarios para garantizar el correcto funcionamiento de la aplicación.</w:t>
-      </w:r>
-    </w:p>
-    <w:p>
       <w:pPr>
         <w:pStyle w:val="Ttulo1"/>
         <w:rPr>
+          <w:rFonts w:asciiTheme="minorHAnsi" w:hAnsiTheme="minorHAnsi" w:cstheme="minorHAnsi"/>
+          <w:color w:val="000000" w:themeColor="text1"/>
+          <w:sz w:val="28"/>
+          <w:szCs w:val="28"/>
+        </w:rPr>
+      </w:pPr>
+      <w:bookmarkStart w:id="11" w:name="_Toc164530077"/>
+      <w:r>
+        <w:rPr>
+          <w:rFonts w:asciiTheme="minorHAnsi" w:hAnsiTheme="minorHAnsi" w:cstheme="minorHAnsi"/>
+          <w:color w:val="000000" w:themeColor="text1"/>
+          <w:sz w:val="28"/>
+          <w:szCs w:val="28"/>
+        </w:rPr>
+        <w:t>Requisitos de programación</w:t>
+      </w:r>
+    </w:p>
+    <w:p>
+      <w:pPr>
+        <w:pStyle w:val="Ttulo1"/>
+        <w:numPr>
+          <w:ilvl w:val="0"/>
+          <w:numId w:val="6"/>
+        </w:numPr>
+        <w:rPr>
+          <w:rFonts w:asciiTheme="minorHAnsi" w:hAnsiTheme="minorHAnsi" w:cstheme="minorHAnsi"/>
+          <w:b w:val="0"/>
+          <w:bCs w:val="0"/>
+          <w:color w:val="000000" w:themeColor="text1"/>
           <w:sz w:val="24"/>
-        </w:rPr>
-      </w:pPr>
-      <w:bookmarkStart w:id="11" w:name="_Toc164530077"/>
+          <w:szCs w:val="24"/>
+        </w:rPr>
+      </w:pPr>
+      <w:r>
+        <w:rPr>
+          <w:rFonts w:asciiTheme="minorHAnsi" w:hAnsiTheme="minorHAnsi" w:cstheme="minorHAnsi"/>
+          <w:b w:val="0"/>
+          <w:bCs w:val="0"/>
+          <w:color w:val="000000" w:themeColor="text1"/>
+          <w:sz w:val="24"/>
+          <w:szCs w:val="24"/>
+        </w:rPr>
+        <w:t>La aplicación estará desarrollada en Java.</w:t>
+      </w:r>
+    </w:p>
+    <w:p>
+      <w:pPr>
+        <w:pStyle w:val="Ttulo1"/>
+        <w:numPr>
+          <w:ilvl w:val="0"/>
+          <w:numId w:val="6"/>
+        </w:numPr>
+        <w:rPr>
+          <w:rFonts w:asciiTheme="minorHAnsi" w:hAnsiTheme="minorHAnsi" w:cstheme="minorHAnsi"/>
+          <w:b w:val="0"/>
+          <w:bCs w:val="0"/>
+          <w:color w:val="000000" w:themeColor="text1"/>
+          <w:sz w:val="24"/>
+          <w:szCs w:val="24"/>
+        </w:rPr>
+      </w:pPr>
+      <w:r>
+        <w:rPr>
+          <w:rFonts w:asciiTheme="minorHAnsi" w:hAnsiTheme="minorHAnsi" w:cstheme="minorHAnsi"/>
+          <w:b w:val="0"/>
+          <w:bCs w:val="0"/>
+          <w:color w:val="000000" w:themeColor="text1"/>
+          <w:sz w:val="24"/>
+          <w:szCs w:val="24"/>
+        </w:rPr>
+        <w:t>Será necesario tener instalado Java (JDK o JRE) en el equipo.</w:t>
+      </w:r>
+    </w:p>
+    <w:p>
+      <w:pPr>
+        <w:pStyle w:val="Ttulo1"/>
+        <w:numPr>
+          <w:ilvl w:val="0"/>
+          <w:numId w:val="6"/>
+        </w:numPr>
+        <w:rPr>
+          <w:rFonts w:asciiTheme="minorHAnsi" w:hAnsiTheme="minorHAnsi" w:cstheme="minorHAnsi"/>
+          <w:b w:val="0"/>
+          <w:bCs w:val="0"/>
+          <w:color w:val="000000" w:themeColor="text1"/>
+          <w:sz w:val="24"/>
+          <w:szCs w:val="24"/>
+        </w:rPr>
+      </w:pPr>
+      <w:r>
+        <w:rPr>
+          <w:rFonts w:asciiTheme="minorHAnsi" w:hAnsiTheme="minorHAnsi" w:cstheme="minorHAnsi"/>
+          <w:b w:val="0"/>
+          <w:bCs w:val="0"/>
+          <w:color w:val="000000" w:themeColor="text1"/>
+          <w:sz w:val="24"/>
+          <w:szCs w:val="24"/>
+        </w:rPr>
+        <w:t>La aplicación incluirá una interfaz gráfica para el usuario.</w:t>
+      </w:r>
+    </w:p>
+    <w:p>
+      <w:pPr>
+        <w:pStyle w:val="Ttulo1"/>
+        <w:numPr>
+          <w:ilvl w:val="0"/>
+          <w:numId w:val="6"/>
+        </w:numPr>
+        <w:rPr>
+          <w:rFonts w:asciiTheme="minorHAnsi" w:hAnsiTheme="minorHAnsi" w:cstheme="minorHAnsi"/>
+          <w:b w:val="0"/>
+          <w:bCs w:val="0"/>
+          <w:color w:val="000000" w:themeColor="text1"/>
+          <w:sz w:val="24"/>
+          <w:szCs w:val="24"/>
+        </w:rPr>
+      </w:pPr>
+      <w:r>
+        <w:rPr>
+          <w:rFonts w:asciiTheme="minorHAnsi" w:hAnsiTheme="minorHAnsi" w:cstheme="minorHAnsi"/>
+          <w:b w:val="0"/>
+          <w:bCs w:val="0"/>
+          <w:color w:val="000000" w:themeColor="text1"/>
+          <w:sz w:val="24"/>
+          <w:szCs w:val="24"/>
+        </w:rPr>
+        <w:t>El sistema permitirá la conexión con una base de datos para gestionar la información.</w:t>
+      </w:r>
+    </w:p>
+    <w:p>
+      <w:pPr>
+        <w:pStyle w:val="Ttulo1"/>
+        <w:rPr>
+          <w:rFonts w:asciiTheme="minorHAnsi" w:hAnsiTheme="minorHAnsi" w:cstheme="minorHAnsi"/>
+          <w:color w:val="000000" w:themeColor="text1"/>
+          <w:sz w:val="28"/>
+          <w:szCs w:val="28"/>
+        </w:rPr>
+      </w:pPr>
+      <w:r>
+        <w:rPr>
+          <w:rFonts w:asciiTheme="minorHAnsi" w:hAnsiTheme="minorHAnsi" w:cstheme="minorHAnsi"/>
+          <w:color w:val="000000" w:themeColor="text1"/>
+          <w:sz w:val="28"/>
+          <w:szCs w:val="28"/>
+        </w:rPr>
+        <w:t>Requisitos de bases de datos</w:t>
+      </w:r>
+    </w:p>
+    <w:p>
+      <w:pPr>
+        <w:pStyle w:val="Ttulo1"/>
+        <w:numPr>
+          <w:ilvl w:val="0"/>
+          <w:numId w:val="7"/>
+        </w:numPr>
+        <w:rPr>
+          <w:rFonts w:asciiTheme="minorHAnsi" w:hAnsiTheme="minorHAnsi" w:cstheme="minorHAnsi"/>
+          <w:b w:val="0"/>
+          <w:bCs w:val="0"/>
+          <w:color w:val="000000" w:themeColor="text1"/>
+          <w:sz w:val="24"/>
+          <w:szCs w:val="24"/>
+        </w:rPr>
+      </w:pPr>
+      <w:r>
+        <w:rPr>
+          <w:rFonts w:asciiTheme="minorHAnsi" w:hAnsiTheme="minorHAnsi" w:cstheme="minorHAnsi"/>
+          <w:b w:val="0"/>
+          <w:bCs w:val="0"/>
+          <w:color w:val="000000" w:themeColor="text1"/>
+          <w:sz w:val="24"/>
+          <w:szCs w:val="24"/>
+        </w:rPr>
+        <w:t>Se utilizará una base de datos relacional (MySQL o similar).</w:t>
+      </w:r>
+    </w:p>
+    <w:p>
+      <w:pPr>
+        <w:pStyle w:val="Ttulo1"/>
+        <w:numPr>
+          <w:ilvl w:val="0"/>
+          <w:numId w:val="7"/>
+        </w:numPr>
+        <w:rPr>
+          <w:rFonts w:asciiTheme="minorHAnsi" w:hAnsiTheme="minorHAnsi" w:cstheme="minorHAnsi"/>
+          <w:b w:val="0"/>
+          <w:bCs w:val="0"/>
+          <w:color w:val="000000" w:themeColor="text1"/>
+          <w:sz w:val="24"/>
+          <w:szCs w:val="24"/>
+        </w:rPr>
+      </w:pPr>
+      <w:r>
+        <w:rPr>
+          <w:rFonts w:asciiTheme="minorHAnsi" w:hAnsiTheme="minorHAnsi" w:cstheme="minorHAnsi"/>
+          <w:b w:val="0"/>
+          <w:bCs w:val="0"/>
+          <w:color w:val="000000" w:themeColor="text1"/>
+          <w:sz w:val="24"/>
+          <w:szCs w:val="24"/>
+        </w:rPr>
+        <w:t>El sistema deberá disponer de un servidor de base de datos en funcionamiento.</w:t>
+      </w:r>
+    </w:p>
+    <w:p>
+      <w:pPr>
+        <w:pStyle w:val="Ttulo1"/>
+        <w:numPr>
+          <w:ilvl w:val="0"/>
+          <w:numId w:val="7"/>
+        </w:numPr>
+        <w:rPr>
+          <w:rFonts w:asciiTheme="minorHAnsi" w:hAnsiTheme="minorHAnsi" w:cstheme="minorHAnsi"/>
+          <w:b w:val="0"/>
+          <w:bCs w:val="0"/>
+          <w:color w:val="000000" w:themeColor="text1"/>
+          <w:sz w:val="24"/>
+          <w:szCs w:val="24"/>
+        </w:rPr>
+      </w:pPr>
+      <w:r>
+        <w:rPr>
+          <w:rFonts w:asciiTheme="minorHAnsi" w:hAnsiTheme="minorHAnsi" w:cstheme="minorHAnsi"/>
+          <w:b w:val="0"/>
+          <w:bCs w:val="0"/>
+          <w:color w:val="000000" w:themeColor="text1"/>
+          <w:sz w:val="24"/>
+          <w:szCs w:val="24"/>
+        </w:rPr>
+        <w:t>La aplicación se conectará a la base de datos mediante credenciales (usuario y contraseña).</w:t>
+      </w:r>
+    </w:p>
+    <w:p>
+      <w:pPr>
+        <w:pStyle w:val="Ttulo1"/>
+        <w:numPr>
+          <w:ilvl w:val="0"/>
+          <w:numId w:val="7"/>
+        </w:numPr>
+        <w:rPr>
+          <w:rFonts w:asciiTheme="minorHAnsi" w:hAnsiTheme="minorHAnsi" w:cstheme="minorHAnsi"/>
+          <w:b w:val="0"/>
+          <w:bCs w:val="0"/>
+          <w:color w:val="000000" w:themeColor="text1"/>
+          <w:sz w:val="24"/>
+          <w:szCs w:val="24"/>
+        </w:rPr>
+      </w:pPr>
+      <w:r>
+        <w:rPr>
+          <w:rFonts w:asciiTheme="minorHAnsi" w:hAnsiTheme="minorHAnsi" w:cstheme="minorHAnsi"/>
+          <w:b w:val="0"/>
+          <w:bCs w:val="0"/>
+          <w:color w:val="000000" w:themeColor="text1"/>
+          <w:sz w:val="24"/>
+          <w:szCs w:val="24"/>
+        </w:rPr>
+        <w:t>La base de datos almacenará la información de clientes, empleados, talleres, trajes y citas.</w:t>
+      </w:r>
+    </w:p>
+    <w:p>
+      <w:pPr>
+        <w:pStyle w:val="Ttulo1"/>
+        <w:rPr>
+          <w:rFonts w:asciiTheme="minorHAnsi" w:hAnsiTheme="minorHAnsi" w:cstheme="minorHAnsi"/>
+          <w:color w:val="000000" w:themeColor="text1"/>
+          <w:sz w:val="28"/>
+          <w:szCs w:val="28"/>
+        </w:rPr>
+      </w:pPr>
+      <w:r>
+        <w:rPr>
+          <w:rFonts w:asciiTheme="minorHAnsi" w:hAnsiTheme="minorHAnsi" w:cstheme="minorHAnsi"/>
+          <w:color w:val="000000" w:themeColor="text1"/>
+          <w:sz w:val="28"/>
+          <w:szCs w:val="28"/>
+        </w:rPr>
+        <w:t>Requisitos del sistema (equipo del cliente)</w:t>
+      </w:r>
+    </w:p>
+    <w:p>
+      <w:pPr>
+        <w:pStyle w:val="Ttulo1"/>
+        <w:numPr>
+          <w:ilvl w:val="0"/>
+          <w:numId w:val="8"/>
+        </w:numPr>
+        <w:rPr>
+          <w:rFonts w:asciiTheme="minorHAnsi" w:hAnsiTheme="minorHAnsi" w:cstheme="minorHAnsi"/>
+          <w:b w:val="0"/>
+          <w:bCs w:val="0"/>
+          <w:color w:val="000000" w:themeColor="text1"/>
+          <w:sz w:val="24"/>
+          <w:szCs w:val="24"/>
+        </w:rPr>
+      </w:pPr>
+      <w:r>
+        <w:rPr>
+          <w:rFonts w:asciiTheme="minorHAnsi" w:hAnsiTheme="minorHAnsi" w:cstheme="minorHAnsi"/>
+          <w:b w:val="0"/>
+          <w:bCs w:val="0"/>
+          <w:color w:val="000000" w:themeColor="text1"/>
+          <w:sz w:val="24"/>
+          <w:szCs w:val="24"/>
+        </w:rPr>
+        <w:t>Ordenador con sistema operativo Windows, Linux o Mac.</w:t>
+      </w:r>
+    </w:p>
+    <w:p>
+      <w:pPr>
+        <w:pStyle w:val="Ttulo1"/>
+        <w:numPr>
+          <w:ilvl w:val="0"/>
+          <w:numId w:val="8"/>
+        </w:numPr>
+        <w:rPr>
+          <w:rFonts w:asciiTheme="minorHAnsi" w:hAnsiTheme="minorHAnsi" w:cstheme="minorHAnsi"/>
+          <w:b w:val="0"/>
+          <w:bCs w:val="0"/>
+          <w:color w:val="000000" w:themeColor="text1"/>
+          <w:sz w:val="24"/>
+          <w:szCs w:val="24"/>
+        </w:rPr>
+      </w:pPr>
+      <w:r>
+        <w:rPr>
+          <w:rFonts w:asciiTheme="minorHAnsi" w:hAnsiTheme="minorHAnsi" w:cstheme="minorHAnsi"/>
+          <w:b w:val="0"/>
+          <w:bCs w:val="0"/>
+          <w:color w:val="000000" w:themeColor="text1"/>
+          <w:sz w:val="24"/>
+          <w:szCs w:val="24"/>
+        </w:rPr>
+        <w:t>Procesador básico (Intel i3 o equivalente).</w:t>
+      </w:r>
+    </w:p>
+    <w:p>
+      <w:pPr>
+        <w:pStyle w:val="Ttulo1"/>
+        <w:numPr>
+          <w:ilvl w:val="0"/>
+          <w:numId w:val="8"/>
+        </w:numPr>
+        <w:rPr>
+          <w:rFonts w:asciiTheme="minorHAnsi" w:hAnsiTheme="minorHAnsi" w:cstheme="minorHAnsi"/>
+          <w:b w:val="0"/>
+          <w:bCs w:val="0"/>
+          <w:color w:val="000000" w:themeColor="text1"/>
+          <w:sz w:val="24"/>
+          <w:szCs w:val="24"/>
+        </w:rPr>
+      </w:pPr>
+      <w:r>
+        <w:rPr>
+          <w:rFonts w:asciiTheme="minorHAnsi" w:hAnsiTheme="minorHAnsi" w:cstheme="minorHAnsi"/>
+          <w:b w:val="0"/>
+          <w:bCs w:val="0"/>
+          <w:color w:val="000000" w:themeColor="text1"/>
+          <w:sz w:val="24"/>
+          <w:szCs w:val="24"/>
+        </w:rPr>
+        <w:t>Memoria RAM mínima de 4 GB.</w:t>
+      </w:r>
+    </w:p>
+    <w:p>
+      <w:pPr>
+        <w:pStyle w:val="Ttulo1"/>
+        <w:numPr>
+          <w:ilvl w:val="0"/>
+          <w:numId w:val="8"/>
+        </w:numPr>
+        <w:rPr>
+          <w:rFonts w:asciiTheme="minorHAnsi" w:hAnsiTheme="minorHAnsi" w:cstheme="minorHAnsi"/>
+          <w:b w:val="0"/>
+          <w:bCs w:val="0"/>
+          <w:color w:val="000000" w:themeColor="text1"/>
+          <w:sz w:val="24"/>
+          <w:szCs w:val="24"/>
+        </w:rPr>
+      </w:pPr>
+      <w:r>
+        <w:rPr>
+          <w:rFonts w:asciiTheme="minorHAnsi" w:hAnsiTheme="minorHAnsi" w:cstheme="minorHAnsi"/>
+          <w:b w:val="0"/>
+          <w:bCs w:val="0"/>
+          <w:color w:val="000000" w:themeColor="text1"/>
+          <w:sz w:val="24"/>
+          <w:szCs w:val="24"/>
+        </w:rPr>
+        <w:t>Espacio libre en disco de al menos 500 MB.</w:t>
+      </w:r>
+    </w:p>
+    <w:p>
+      <w:pPr>
+        <w:pStyle w:val="Ttulo1"/>
+        <w:numPr>
+          <w:ilvl w:val="0"/>
+          <w:numId w:val="8"/>
+        </w:numPr>
+        <w:rPr>
+          <w:rFonts w:asciiTheme="minorHAnsi" w:hAnsiTheme="minorHAnsi" w:cstheme="minorHAnsi"/>
+          <w:b w:val="0"/>
+          <w:bCs w:val="0"/>
+          <w:color w:val="000000" w:themeColor="text1"/>
+          <w:sz w:val="24"/>
+          <w:szCs w:val="24"/>
+        </w:rPr>
+      </w:pPr>
+      <w:r>
+        <w:rPr>
+          <w:rFonts w:asciiTheme="minorHAnsi" w:hAnsiTheme="minorHAnsi" w:cstheme="minorHAnsi"/>
+          <w:b w:val="0"/>
+          <w:bCs w:val="0"/>
+          <w:color w:val="000000" w:themeColor="text1"/>
+          <w:sz w:val="24"/>
+          <w:szCs w:val="24"/>
+        </w:rPr>
+        <w:t>Conexión a internet (opcional, para actualizaciones o acceso remoto).</w:t>
+      </w:r>
+    </w:p>
+    <w:p/>
+    <w:p>
+      <w:pPr>
+        <w:pStyle w:val="Ttulo1"/>
+        <w:rPr>
+          <w:rFonts w:asciiTheme="minorHAnsi" w:hAnsiTheme="minorHAnsi" w:cstheme="minorHAnsi"/>
+          <w:color w:val="000000" w:themeColor="text1"/>
+          <w:sz w:val="28"/>
+          <w:szCs w:val="28"/>
+        </w:rPr>
+      </w:pPr>
+      <w:r>
+        <w:rPr>
+          <w:rFonts w:asciiTheme="minorHAnsi" w:hAnsiTheme="minorHAnsi" w:cstheme="minorHAnsi"/>
+          <w:color w:val="000000" w:themeColor="text1"/>
+          <w:sz w:val="28"/>
+          <w:szCs w:val="28"/>
+        </w:rPr>
+        <w:lastRenderedPageBreak/>
+        <w:t>Requisitos adicionales</w:t>
+      </w:r>
+    </w:p>
+    <w:p>
+      <w:pPr>
+        <w:pStyle w:val="Ttulo1"/>
+        <w:numPr>
+          <w:ilvl w:val="0"/>
+          <w:numId w:val="9"/>
+        </w:numPr>
+        <w:rPr>
+          <w:rFonts w:asciiTheme="minorHAnsi" w:hAnsiTheme="minorHAnsi" w:cstheme="minorHAnsi"/>
+          <w:b w:val="0"/>
+          <w:bCs w:val="0"/>
+          <w:color w:val="000000" w:themeColor="text1"/>
+          <w:sz w:val="24"/>
+          <w:szCs w:val="24"/>
+        </w:rPr>
+      </w:pPr>
+      <w:r>
+        <w:rPr>
+          <w:rFonts w:asciiTheme="minorHAnsi" w:hAnsiTheme="minorHAnsi" w:cstheme="minorHAnsi"/>
+          <w:b w:val="0"/>
+          <w:bCs w:val="0"/>
+          <w:color w:val="000000" w:themeColor="text1"/>
+          <w:sz w:val="24"/>
+          <w:szCs w:val="24"/>
+        </w:rPr>
+        <w:t>Pantalla con resolución mínima de 1366x768.</w:t>
+      </w:r>
+    </w:p>
+    <w:p>
+      <w:pPr>
+        <w:pStyle w:val="Ttulo1"/>
+        <w:numPr>
+          <w:ilvl w:val="0"/>
+          <w:numId w:val="9"/>
+        </w:numPr>
+        <w:rPr>
+          <w:rFonts w:asciiTheme="minorHAnsi" w:hAnsiTheme="minorHAnsi" w:cstheme="minorHAnsi"/>
+          <w:b w:val="0"/>
+          <w:bCs w:val="0"/>
+          <w:color w:val="000000" w:themeColor="text1"/>
+          <w:sz w:val="24"/>
+          <w:szCs w:val="24"/>
+        </w:rPr>
+      </w:pPr>
+      <w:r>
+        <w:rPr>
+          <w:rFonts w:asciiTheme="minorHAnsi" w:hAnsiTheme="minorHAnsi" w:cstheme="minorHAnsi"/>
+          <w:b w:val="0"/>
+          <w:bCs w:val="0"/>
+          <w:color w:val="000000" w:themeColor="text1"/>
+          <w:sz w:val="24"/>
+          <w:szCs w:val="24"/>
+        </w:rPr>
+        <w:t>Teclado y ratón para la interacción con la aplicación</w:t>
+      </w:r>
+    </w:p>
+    <w:p>
+      <w:pPr>
+        <w:pStyle w:val="Ttulo1"/>
+        <w:rPr>
+          <w:sz w:val="24"/>
+        </w:rPr>
+      </w:pPr>
       <w:r>
         <w:rPr>
           <w:sz w:val="24"/>
@@ -2695,6 +3193,304 @@
 <file path=word/numbering.xml><?xml version="1.0" encoding="utf-8"?>
 <w:numbering xmlns:wpc="http://schemas.microsoft.com/office/word/2010/wordprocessingCanvas" xmlns:cx="http://schemas.microsoft.com/office/drawing/2014/chartex" xmlns:cx1="http://schemas.microsoft.com/office/drawing/2015/9/8/chartex" xmlns:cx2="http://schemas.microsoft.com/office/drawing/2015/10/21/chartex" xmlns:cx3="http://schemas.microsoft.com/office/drawing/2016/5/9/chartex" xmlns:cx4="http://schemas.microsoft.com/office/drawing/2016/5/10/chartex" xmlns:cx5="http://schemas.microsoft.com/office/drawing/2016/5/11/chartex" xmlns:cx6="http://schemas.microsoft.com/office/drawing/2016/5/12/chartex" xmlns:cx7="http://schemas.microsoft.com/office/drawing/2016/5/13/chartex" xmlns:cx8="http://schemas.microsoft.com/office/drawing/2016/5/14/chartex" xmlns:mc="http://schemas.openxmlformats.org/markup-compatibility/2006" xmlns:aink="http://schemas.microsoft.com/office/drawing/2016/ink" xmlns:am3d="http://schemas.microsoft.com/office/drawing/2017/model3d" xmlns:o="urn:schemas-microsoft-com:office:office" xmlns:oel="http://schemas.microsoft.com/office/2019/extlst" xmlns:r="http://schemas.openxmlformats.org/officeDocument/2006/relationships" xmlns:m="http://schemas.openxmlformats.org/officeDocument/2006/math" xmlns:v="urn:schemas-microsoft-com:vml" xmlns:wp14="http://schemas.microsoft.com/office/word/2010/wordprocessingDrawing" xmlns:wp="http://schemas.openxmlformats.org/drawingml/2006/wordprocessingDrawing" xmlns:w10="urn:schemas-microsoft-com:office:word" xmlns:w="http://schemas.openxmlformats.org/wordprocessingml/2006/main" xmlns:w14="http://schemas.microsoft.com/office/word/2010/wordml" xmlns:w15="http://schemas.microsoft.com/office/word/2012/wordml" xmlns:w16cex="http://schemas.microsoft.com/office/word/2018/wordml/cex" xmlns:w16cid="http://schemas.microsoft.com/office/word/2016/wordml/cid" xmlns:w16="http://schemas.microsoft.com/office/word/2018/wordml" xmlns:w16du="http://schemas.microsoft.com/office/word/2023/wordml/word16du" xmlns:w16sdtdh="http://schemas.microsoft.com/office/word/2020/wordml/sdtdatahash" xmlns:w16sdtfl="http://schemas.microsoft.com/office/word/2024/wordml/sdtformatlock" xmlns:w16se="http://schemas.microsoft.com/office/word/2015/wordml/symex" xmlns:wpg="http://schemas.microsoft.com/office/word/2010/wordprocessingGroup" xmlns:wpi="http://schemas.microsoft.com/office/word/2010/wordprocessingInk" xmlns:wne="http://schemas.microsoft.com/office/word/2006/wordml" xmlns:wps="http://schemas.microsoft.com/office/word/2010/wordprocessingShape" mc:Ignorable="w14 w15 w16se w16cid w16 w16cex w16sdtdh w16sdtfl w16du wp14">
   <w:abstractNum w:abstractNumId="0" w15:restartNumberingAfterBreak="0">
+    <w:nsid w:val="09984909"/>
+    <w:multiLevelType w:val="multilevel"/>
+    <w:tmpl w:val="5356A4C4"/>
+    <w:lvl w:ilvl="0">
+      <w:start w:val="1"/>
+      <w:numFmt w:val="bullet"/>
+      <w:lvlText w:val=""/>
+      <w:lvlJc w:val="left"/>
+      <w:pPr>
+        <w:tabs>
+          <w:tab w:val="num" w:pos="720"/>
+        </w:tabs>
+        <w:ind w:left="720" w:hanging="360"/>
+      </w:pPr>
+      <w:rPr>
+        <w:rFonts w:ascii="Symbol" w:hAnsi="Symbol" w:hint="default"/>
+        <w:sz w:val="20"/>
+      </w:rPr>
+    </w:lvl>
+    <w:lvl w:ilvl="1" w:tentative="1">
+      <w:start w:val="1"/>
+      <w:numFmt w:val="bullet"/>
+      <w:lvlText w:val="o"/>
+      <w:lvlJc w:val="left"/>
+      <w:pPr>
+        <w:tabs>
+          <w:tab w:val="num" w:pos="1440"/>
+        </w:tabs>
+        <w:ind w:left="1440" w:hanging="360"/>
+      </w:pPr>
+      <w:rPr>
+        <w:rFonts w:ascii="Courier New" w:hAnsi="Courier New" w:hint="default"/>
+        <w:sz w:val="20"/>
+      </w:rPr>
+    </w:lvl>
+    <w:lvl w:ilvl="2" w:tentative="1">
+      <w:start w:val="1"/>
+      <w:numFmt w:val="bullet"/>
+      <w:lvlText w:val=""/>
+      <w:lvlJc w:val="left"/>
+      <w:pPr>
+        <w:tabs>
+          <w:tab w:val="num" w:pos="2160"/>
+        </w:tabs>
+        <w:ind w:left="2160" w:hanging="360"/>
+      </w:pPr>
+      <w:rPr>
+        <w:rFonts w:ascii="Wingdings" w:hAnsi="Wingdings" w:hint="default"/>
+        <w:sz w:val="20"/>
+      </w:rPr>
+    </w:lvl>
+    <w:lvl w:ilvl="3" w:tentative="1">
+      <w:start w:val="1"/>
+      <w:numFmt w:val="bullet"/>
+      <w:lvlText w:val=""/>
+      <w:lvlJc w:val="left"/>
+      <w:pPr>
+        <w:tabs>
+          <w:tab w:val="num" w:pos="2880"/>
+        </w:tabs>
+        <w:ind w:left="2880" w:hanging="360"/>
+      </w:pPr>
+      <w:rPr>
+        <w:rFonts w:ascii="Wingdings" w:hAnsi="Wingdings" w:hint="default"/>
+        <w:sz w:val="20"/>
+      </w:rPr>
+    </w:lvl>
+    <w:lvl w:ilvl="4" w:tentative="1">
+      <w:start w:val="1"/>
+      <w:numFmt w:val="bullet"/>
+      <w:lvlText w:val=""/>
+      <w:lvlJc w:val="left"/>
+      <w:pPr>
+        <w:tabs>
+          <w:tab w:val="num" w:pos="3600"/>
+        </w:tabs>
+        <w:ind w:left="3600" w:hanging="360"/>
+      </w:pPr>
+      <w:rPr>
+        <w:rFonts w:ascii="Wingdings" w:hAnsi="Wingdings" w:hint="default"/>
+        <w:sz w:val="20"/>
+      </w:rPr>
+    </w:lvl>
+    <w:lvl w:ilvl="5" w:tentative="1">
+      <w:start w:val="1"/>
+      <w:numFmt w:val="bullet"/>
+      <w:lvlText w:val=""/>
+      <w:lvlJc w:val="left"/>
+      <w:pPr>
+        <w:tabs>
+          <w:tab w:val="num" w:pos="4320"/>
+        </w:tabs>
+        <w:ind w:left="4320" w:hanging="360"/>
+      </w:pPr>
+      <w:rPr>
+        <w:rFonts w:ascii="Wingdings" w:hAnsi="Wingdings" w:hint="default"/>
+        <w:sz w:val="20"/>
+      </w:rPr>
+    </w:lvl>
+    <w:lvl w:ilvl="6" w:tentative="1">
+      <w:start w:val="1"/>
+      <w:numFmt w:val="bullet"/>
+      <w:lvlText w:val=""/>
+      <w:lvlJc w:val="left"/>
+      <w:pPr>
+        <w:tabs>
+          <w:tab w:val="num" w:pos="5040"/>
+        </w:tabs>
+        <w:ind w:left="5040" w:hanging="360"/>
+      </w:pPr>
+      <w:rPr>
+        <w:rFonts w:ascii="Wingdings" w:hAnsi="Wingdings" w:hint="default"/>
+        <w:sz w:val="20"/>
+      </w:rPr>
+    </w:lvl>
+    <w:lvl w:ilvl="7" w:tentative="1">
+      <w:start w:val="1"/>
+      <w:numFmt w:val="bullet"/>
+      <w:lvlText w:val=""/>
+      <w:lvlJc w:val="left"/>
+      <w:pPr>
+        <w:tabs>
+          <w:tab w:val="num" w:pos="5760"/>
+        </w:tabs>
+        <w:ind w:left="5760" w:hanging="360"/>
+      </w:pPr>
+      <w:rPr>
+        <w:rFonts w:ascii="Wingdings" w:hAnsi="Wingdings" w:hint="default"/>
+        <w:sz w:val="20"/>
+      </w:rPr>
+    </w:lvl>
+    <w:lvl w:ilvl="8" w:tentative="1">
+      <w:start w:val="1"/>
+      <w:numFmt w:val="bullet"/>
+      <w:lvlText w:val=""/>
+      <w:lvlJc w:val="left"/>
+      <w:pPr>
+        <w:tabs>
+          <w:tab w:val="num" w:pos="6480"/>
+        </w:tabs>
+        <w:ind w:left="6480" w:hanging="360"/>
+      </w:pPr>
+      <w:rPr>
+        <w:rFonts w:ascii="Wingdings" w:hAnsi="Wingdings" w:hint="default"/>
+        <w:sz w:val="20"/>
+      </w:rPr>
+    </w:lvl>
+  </w:abstractNum>
+  <w:abstractNum w:abstractNumId="1" w15:restartNumberingAfterBreak="0">
+    <w:nsid w:val="166148CA"/>
+    <w:multiLevelType w:val="multilevel"/>
+    <w:tmpl w:val="702E25A2"/>
+    <w:lvl w:ilvl="0">
+      <w:start w:val="1"/>
+      <w:numFmt w:val="bullet"/>
+      <w:lvlText w:val=""/>
+      <w:lvlJc w:val="left"/>
+      <w:pPr>
+        <w:tabs>
+          <w:tab w:val="num" w:pos="720"/>
+        </w:tabs>
+        <w:ind w:left="720" w:hanging="360"/>
+      </w:pPr>
+      <w:rPr>
+        <w:rFonts w:ascii="Symbol" w:hAnsi="Symbol" w:hint="default"/>
+        <w:sz w:val="20"/>
+      </w:rPr>
+    </w:lvl>
+    <w:lvl w:ilvl="1" w:tentative="1">
+      <w:start w:val="1"/>
+      <w:numFmt w:val="bullet"/>
+      <w:lvlText w:val="o"/>
+      <w:lvlJc w:val="left"/>
+      <w:pPr>
+        <w:tabs>
+          <w:tab w:val="num" w:pos="1440"/>
+        </w:tabs>
+        <w:ind w:left="1440" w:hanging="360"/>
+      </w:pPr>
+      <w:rPr>
+        <w:rFonts w:ascii="Courier New" w:hAnsi="Courier New" w:hint="default"/>
+        <w:sz w:val="20"/>
+      </w:rPr>
+    </w:lvl>
+    <w:lvl w:ilvl="2" w:tentative="1">
+      <w:start w:val="1"/>
+      <w:numFmt w:val="bullet"/>
+      <w:lvlText w:val=""/>
+      <w:lvlJc w:val="left"/>
+      <w:pPr>
+        <w:tabs>
+          <w:tab w:val="num" w:pos="2160"/>
+        </w:tabs>
+        <w:ind w:left="2160" w:hanging="360"/>
+      </w:pPr>
+      <w:rPr>
+        <w:rFonts w:ascii="Wingdings" w:hAnsi="Wingdings" w:hint="default"/>
+        <w:sz w:val="20"/>
+      </w:rPr>
+    </w:lvl>
+    <w:lvl w:ilvl="3" w:tentative="1">
+      <w:start w:val="1"/>
+      <w:numFmt w:val="bullet"/>
+      <w:lvlText w:val=""/>
+      <w:lvlJc w:val="left"/>
+      <w:pPr>
+        <w:tabs>
+          <w:tab w:val="num" w:pos="2880"/>
+        </w:tabs>
+        <w:ind w:left="2880" w:hanging="360"/>
+      </w:pPr>
+      <w:rPr>
+        <w:rFonts w:ascii="Wingdings" w:hAnsi="Wingdings" w:hint="default"/>
+        <w:sz w:val="20"/>
+      </w:rPr>
+    </w:lvl>
+    <w:lvl w:ilvl="4" w:tentative="1">
+      <w:start w:val="1"/>
+      <w:numFmt w:val="bullet"/>
+      <w:lvlText w:val=""/>
+      <w:lvlJc w:val="left"/>
+      <w:pPr>
+        <w:tabs>
+          <w:tab w:val="num" w:pos="3600"/>
+        </w:tabs>
+        <w:ind w:left="3600" w:hanging="360"/>
+      </w:pPr>
+      <w:rPr>
+        <w:rFonts w:ascii="Wingdings" w:hAnsi="Wingdings" w:hint="default"/>
+        <w:sz w:val="20"/>
+      </w:rPr>
+    </w:lvl>
+    <w:lvl w:ilvl="5" w:tentative="1">
+      <w:start w:val="1"/>
+      <w:numFmt w:val="bullet"/>
+      <w:lvlText w:val=""/>
+      <w:lvlJc w:val="left"/>
+      <w:pPr>
+        <w:tabs>
+          <w:tab w:val="num" w:pos="4320"/>
+        </w:tabs>
+        <w:ind w:left="4320" w:hanging="360"/>
+      </w:pPr>
+      <w:rPr>
+        <w:rFonts w:ascii="Wingdings" w:hAnsi="Wingdings" w:hint="default"/>
+        <w:sz w:val="20"/>
+      </w:rPr>
+    </w:lvl>
+    <w:lvl w:ilvl="6" w:tentative="1">
+      <w:start w:val="1"/>
+      <w:numFmt w:val="bullet"/>
+      <w:lvlText w:val=""/>
+      <w:lvlJc w:val="left"/>
+      <w:pPr>
+        <w:tabs>
+          <w:tab w:val="num" w:pos="5040"/>
+        </w:tabs>
+        <w:ind w:left="5040" w:hanging="360"/>
+      </w:pPr>
+      <w:rPr>
+        <w:rFonts w:ascii="Wingdings" w:hAnsi="Wingdings" w:hint="default"/>
+        <w:sz w:val="20"/>
+      </w:rPr>
+    </w:lvl>
+    <w:lvl w:ilvl="7" w:tentative="1">
+      <w:start w:val="1"/>
+      <w:numFmt w:val="bullet"/>
+      <w:lvlText w:val=""/>
+      <w:lvlJc w:val="left"/>
+      <w:pPr>
+        <w:tabs>
+          <w:tab w:val="num" w:pos="5760"/>
+        </w:tabs>
+        <w:ind w:left="5760" w:hanging="360"/>
+      </w:pPr>
+      <w:rPr>
+        <w:rFonts w:ascii="Wingdings" w:hAnsi="Wingdings" w:hint="default"/>
+        <w:sz w:val="20"/>
+      </w:rPr>
+    </w:lvl>
+    <w:lvl w:ilvl="8" w:tentative="1">
+      <w:start w:val="1"/>
+      <w:numFmt w:val="bullet"/>
+      <w:lvlText w:val=""/>
+      <w:lvlJc w:val="left"/>
+      <w:pPr>
+        <w:tabs>
+          <w:tab w:val="num" w:pos="6480"/>
+        </w:tabs>
+        <w:ind w:left="6480" w:hanging="360"/>
+      </w:pPr>
+      <w:rPr>
+        <w:rFonts w:ascii="Wingdings" w:hAnsi="Wingdings" w:hint="default"/>
+        <w:sz w:val="20"/>
+      </w:rPr>
+    </w:lvl>
+  </w:abstractNum>
+  <w:abstractNum w:abstractNumId="2" w15:restartNumberingAfterBreak="0">
     <w:nsid w:val="169346AC"/>
     <w:multiLevelType w:val="multilevel"/>
     <w:tmpl w:val="C6789AC4"/>
@@ -2815,7 +3611,7 @@
       </w:rPr>
     </w:lvl>
   </w:abstractNum>
-  <w:abstractNum w:abstractNumId="1" w15:restartNumberingAfterBreak="0">
+  <w:abstractNum w:abstractNumId="3" w15:restartNumberingAfterBreak="0">
     <w:nsid w:val="1A8D5808"/>
     <w:multiLevelType w:val="multilevel"/>
     <w:tmpl w:val="D1568F5E"/>
@@ -2964,7 +3760,7 @@
       </w:rPr>
     </w:lvl>
   </w:abstractNum>
-  <w:abstractNum w:abstractNumId="2" w15:restartNumberingAfterBreak="0">
+  <w:abstractNum w:abstractNumId="4" w15:restartNumberingAfterBreak="0">
     <w:nsid w:val="31694F12"/>
     <w:multiLevelType w:val="multilevel"/>
     <w:tmpl w:val="4C5E1048"/>
@@ -3113,7 +3909,156 @@
       </w:rPr>
     </w:lvl>
   </w:abstractNum>
-  <w:abstractNum w:abstractNumId="3" w15:restartNumberingAfterBreak="0">
+  <w:abstractNum w:abstractNumId="5" w15:restartNumberingAfterBreak="0">
+    <w:nsid w:val="4F470D35"/>
+    <w:multiLevelType w:val="multilevel"/>
+    <w:tmpl w:val="AA786A84"/>
+    <w:lvl w:ilvl="0">
+      <w:start w:val="1"/>
+      <w:numFmt w:val="bullet"/>
+      <w:lvlText w:val=""/>
+      <w:lvlJc w:val="left"/>
+      <w:pPr>
+        <w:tabs>
+          <w:tab w:val="num" w:pos="720"/>
+        </w:tabs>
+        <w:ind w:left="720" w:hanging="360"/>
+      </w:pPr>
+      <w:rPr>
+        <w:rFonts w:ascii="Symbol" w:hAnsi="Symbol" w:hint="default"/>
+        <w:sz w:val="20"/>
+      </w:rPr>
+    </w:lvl>
+    <w:lvl w:ilvl="1" w:tentative="1">
+      <w:start w:val="1"/>
+      <w:numFmt w:val="bullet"/>
+      <w:lvlText w:val="o"/>
+      <w:lvlJc w:val="left"/>
+      <w:pPr>
+        <w:tabs>
+          <w:tab w:val="num" w:pos="1440"/>
+        </w:tabs>
+        <w:ind w:left="1440" w:hanging="360"/>
+      </w:pPr>
+      <w:rPr>
+        <w:rFonts w:ascii="Courier New" w:hAnsi="Courier New" w:hint="default"/>
+        <w:sz w:val="20"/>
+      </w:rPr>
+    </w:lvl>
+    <w:lvl w:ilvl="2" w:tentative="1">
+      <w:start w:val="1"/>
+      <w:numFmt w:val="bullet"/>
+      <w:lvlText w:val=""/>
+      <w:lvlJc w:val="left"/>
+      <w:pPr>
+        <w:tabs>
+          <w:tab w:val="num" w:pos="2160"/>
+        </w:tabs>
+        <w:ind w:left="2160" w:hanging="360"/>
+      </w:pPr>
+      <w:rPr>
+        <w:rFonts w:ascii="Wingdings" w:hAnsi="Wingdings" w:hint="default"/>
+        <w:sz w:val="20"/>
+      </w:rPr>
+    </w:lvl>
+    <w:lvl w:ilvl="3" w:tentative="1">
+      <w:start w:val="1"/>
+      <w:numFmt w:val="bullet"/>
+      <w:lvlText w:val=""/>
+      <w:lvlJc w:val="left"/>
+      <w:pPr>
+        <w:tabs>
+          <w:tab w:val="num" w:pos="2880"/>
+        </w:tabs>
+        <w:ind w:left="2880" w:hanging="360"/>
+      </w:pPr>
+      <w:rPr>
+        <w:rFonts w:ascii="Wingdings" w:hAnsi="Wingdings" w:hint="default"/>
+        <w:sz w:val="20"/>
+      </w:rPr>
+    </w:lvl>
+    <w:lvl w:ilvl="4" w:tentative="1">
+      <w:start w:val="1"/>
+      <w:numFmt w:val="bullet"/>
+      <w:lvlText w:val=""/>
+      <w:lvlJc w:val="left"/>
+      <w:pPr>
+        <w:tabs>
+          <w:tab w:val="num" w:pos="3600"/>
+        </w:tabs>
+        <w:ind w:left="3600" w:hanging="360"/>
+      </w:pPr>
+      <w:rPr>
+        <w:rFonts w:ascii="Wingdings" w:hAnsi="Wingdings" w:hint="default"/>
+        <w:sz w:val="20"/>
+      </w:rPr>
+    </w:lvl>
+    <w:lvl w:ilvl="5" w:tentative="1">
+      <w:start w:val="1"/>
+      <w:numFmt w:val="bullet"/>
+      <w:lvlText w:val=""/>
+      <w:lvlJc w:val="left"/>
+      <w:pPr>
+        <w:tabs>
+          <w:tab w:val="num" w:pos="4320"/>
+        </w:tabs>
+        <w:ind w:left="4320" w:hanging="360"/>
+      </w:pPr>
+      <w:rPr>
+        <w:rFonts w:ascii="Wingdings" w:hAnsi="Wingdings" w:hint="default"/>
+        <w:sz w:val="20"/>
+      </w:rPr>
+    </w:lvl>
+    <w:lvl w:ilvl="6" w:tentative="1">
+      <w:start w:val="1"/>
+      <w:numFmt w:val="bullet"/>
+      <w:lvlText w:val=""/>
+      <w:lvlJc w:val="left"/>
+      <w:pPr>
+        <w:tabs>
+          <w:tab w:val="num" w:pos="5040"/>
+        </w:tabs>
+        <w:ind w:left="5040" w:hanging="360"/>
+      </w:pPr>
+      <w:rPr>
+        <w:rFonts w:ascii="Wingdings" w:hAnsi="Wingdings" w:hint="default"/>
+        <w:sz w:val="20"/>
+      </w:rPr>
+    </w:lvl>
+    <w:lvl w:ilvl="7" w:tentative="1">
+      <w:start w:val="1"/>
+      <w:numFmt w:val="bullet"/>
+      <w:lvlText w:val=""/>
+      <w:lvlJc w:val="left"/>
+      <w:pPr>
+        <w:tabs>
+          <w:tab w:val="num" w:pos="5760"/>
+        </w:tabs>
+        <w:ind w:left="5760" w:hanging="360"/>
+      </w:pPr>
+      <w:rPr>
+        <w:rFonts w:ascii="Wingdings" w:hAnsi="Wingdings" w:hint="default"/>
+        <w:sz w:val="20"/>
+      </w:rPr>
+    </w:lvl>
+    <w:lvl w:ilvl="8" w:tentative="1">
+      <w:start w:val="1"/>
+      <w:numFmt w:val="bullet"/>
+      <w:lvlText w:val=""/>
+      <w:lvlJc w:val="left"/>
+      <w:pPr>
+        <w:tabs>
+          <w:tab w:val="num" w:pos="6480"/>
+        </w:tabs>
+        <w:ind w:left="6480" w:hanging="360"/>
+      </w:pPr>
+      <w:rPr>
+        <w:rFonts w:ascii="Wingdings" w:hAnsi="Wingdings" w:hint="default"/>
+        <w:sz w:val="20"/>
+      </w:rPr>
+    </w:lvl>
+  </w:abstractNum>
+  <w:abstractNum w:abstractNumId="6" w15:restartNumberingAfterBreak="0">
     <w:nsid w:val="6A017403"/>
     <w:multiLevelType w:val="multilevel"/>
     <w:tmpl w:val="C6789AC4"/>
@@ -3234,7 +4179,7 @@
       </w:rPr>
     </w:lvl>
   </w:abstractNum>
-  <w:abstractNum w:abstractNumId="4" w15:restartNumberingAfterBreak="0">
+  <w:abstractNum w:abstractNumId="7" w15:restartNumberingAfterBreak="0">
     <w:nsid w:val="6B0F6411"/>
     <w:multiLevelType w:val="multilevel"/>
     <w:tmpl w:val="6F9E7714"/>
@@ -3383,20 +4328,181 @@
       </w:rPr>
     </w:lvl>
   </w:abstractNum>
+  <w:abstractNum w:abstractNumId="8" w15:restartNumberingAfterBreak="0">
+    <w:nsid w:val="7FDA1B4F"/>
+    <w:multiLevelType w:val="multilevel"/>
+    <w:tmpl w:val="B1F216F4"/>
+    <w:lvl w:ilvl="0">
+      <w:start w:val="1"/>
+      <w:numFmt w:val="bullet"/>
+      <w:lvlText w:val=""/>
+      <w:lvlJc w:val="left"/>
+      <w:pPr>
+        <w:tabs>
+          <w:tab w:val="num" w:pos="720"/>
+        </w:tabs>
+        <w:ind w:left="720" w:hanging="360"/>
+      </w:pPr>
+      <w:rPr>
+        <w:rFonts w:ascii="Symbol" w:hAnsi="Symbol" w:hint="default"/>
+        <w:sz w:val="20"/>
+      </w:rPr>
+    </w:lvl>
+    <w:lvl w:ilvl="1" w:tentative="1">
+      <w:start w:val="1"/>
+      <w:numFmt w:val="bullet"/>
+      <w:lvlText w:val="o"/>
+      <w:lvlJc w:val="left"/>
+      <w:pPr>
+        <w:tabs>
+          <w:tab w:val="num" w:pos="1440"/>
+        </w:tabs>
+        <w:ind w:left="1440" w:hanging="360"/>
+      </w:pPr>
+      <w:rPr>
+        <w:rFonts w:ascii="Courier New" w:hAnsi="Courier New" w:hint="default"/>
+        <w:sz w:val="20"/>
+      </w:rPr>
+    </w:lvl>
+    <w:lvl w:ilvl="2" w:tentative="1">
+      <w:start w:val="1"/>
+      <w:numFmt w:val="bullet"/>
+      <w:lvlText w:val=""/>
+      <w:lvlJc w:val="left"/>
+      <w:pPr>
+        <w:tabs>
+          <w:tab w:val="num" w:pos="2160"/>
+        </w:tabs>
+        <w:ind w:left="2160" w:hanging="360"/>
+      </w:pPr>
+      <w:rPr>
+        <w:rFonts w:ascii="Wingdings" w:hAnsi="Wingdings" w:hint="default"/>
+        <w:sz w:val="20"/>
+      </w:rPr>
+    </w:lvl>
+    <w:lvl w:ilvl="3" w:tentative="1">
+      <w:start w:val="1"/>
+      <w:numFmt w:val="bullet"/>
+      <w:lvlText w:val=""/>
+      <w:lvlJc w:val="left"/>
+      <w:pPr>
+        <w:tabs>
+          <w:tab w:val="num" w:pos="2880"/>
+        </w:tabs>
+        <w:ind w:left="2880" w:hanging="360"/>
+      </w:pPr>
+      <w:rPr>
+        <w:rFonts w:ascii="Wingdings" w:hAnsi="Wingdings" w:hint="default"/>
+        <w:sz w:val="20"/>
+      </w:rPr>
+    </w:lvl>
+    <w:lvl w:ilvl="4" w:tentative="1">
+      <w:start w:val="1"/>
+      <w:numFmt w:val="bullet"/>
+      <w:lvlText w:val=""/>
+      <w:lvlJc w:val="left"/>
+      <w:pPr>
+        <w:tabs>
+          <w:tab w:val="num" w:pos="3600"/>
+        </w:tabs>
+        <w:ind w:left="3600" w:hanging="360"/>
+      </w:pPr>
+      <w:rPr>
+        <w:rFonts w:ascii="Wingdings" w:hAnsi="Wingdings" w:hint="default"/>
+        <w:sz w:val="20"/>
+      </w:rPr>
+    </w:lvl>
+    <w:lvl w:ilvl="5" w:tentative="1">
+      <w:start w:val="1"/>
+      <w:numFmt w:val="bullet"/>
+      <w:lvlText w:val=""/>
+      <w:lvlJc w:val="left"/>
+      <w:pPr>
+        <w:tabs>
+          <w:tab w:val="num" w:pos="4320"/>
+        </w:tabs>
+        <w:ind w:left="4320" w:hanging="360"/>
+      </w:pPr>
+      <w:rPr>
+        <w:rFonts w:ascii="Wingdings" w:hAnsi="Wingdings" w:hint="default"/>
+        <w:sz w:val="20"/>
+      </w:rPr>
+    </w:lvl>
+    <w:lvl w:ilvl="6" w:tentative="1">
+      <w:start w:val="1"/>
+      <w:numFmt w:val="bullet"/>
+      <w:lvlText w:val=""/>
+      <w:lvlJc w:val="left"/>
+      <w:pPr>
+        <w:tabs>
+          <w:tab w:val="num" w:pos="5040"/>
+        </w:tabs>
+        <w:ind w:left="5040" w:hanging="360"/>
+      </w:pPr>
+      <w:rPr>
+        <w:rFonts w:ascii="Wingdings" w:hAnsi="Wingdings" w:hint="default"/>
+        <w:sz w:val="20"/>
+      </w:rPr>
+    </w:lvl>
+    <w:lvl w:ilvl="7" w:tentative="1">
+      <w:start w:val="1"/>
+      <w:numFmt w:val="bullet"/>
+      <w:lvlText w:val=""/>
+      <w:lvlJc w:val="left"/>
+      <w:pPr>
+        <w:tabs>
+          <w:tab w:val="num" w:pos="5760"/>
+        </w:tabs>
+        <w:ind w:left="5760" w:hanging="360"/>
+      </w:pPr>
+      <w:rPr>
+        <w:rFonts w:ascii="Wingdings" w:hAnsi="Wingdings" w:hint="default"/>
+        <w:sz w:val="20"/>
+      </w:rPr>
+    </w:lvl>
+    <w:lvl w:ilvl="8" w:tentative="1">
+      <w:start w:val="1"/>
+      <w:numFmt w:val="bullet"/>
+      <w:lvlText w:val=""/>
+      <w:lvlJc w:val="left"/>
+      <w:pPr>
+        <w:tabs>
+          <w:tab w:val="num" w:pos="6480"/>
+        </w:tabs>
+        <w:ind w:left="6480" w:hanging="360"/>
+      </w:pPr>
+      <w:rPr>
+        <w:rFonts w:ascii="Wingdings" w:hAnsi="Wingdings" w:hint="default"/>
+        <w:sz w:val="20"/>
+      </w:rPr>
+    </w:lvl>
+  </w:abstractNum>
   <w:num w:numId="1" w16cid:durableId="863713764">
-    <w:abstractNumId w:val="0"/>
+    <w:abstractNumId w:val="2"/>
   </w:num>
   <w:num w:numId="2" w16cid:durableId="1628002420">
+    <w:abstractNumId w:val="6"/>
+  </w:num>
+  <w:num w:numId="3" w16cid:durableId="1229458440">
     <w:abstractNumId w:val="3"/>
   </w:num>
-  <w:num w:numId="3" w16cid:durableId="1229458440">
+  <w:num w:numId="4" w16cid:durableId="232355639">
+    <w:abstractNumId w:val="4"/>
+  </w:num>
+  <w:num w:numId="5" w16cid:durableId="1392266552">
+    <w:abstractNumId w:val="7"/>
+  </w:num>
+  <w:num w:numId="6" w16cid:durableId="1850286822">
+    <w:abstractNumId w:val="5"/>
+  </w:num>
+  <w:num w:numId="7" w16cid:durableId="93476723">
+    <w:abstractNumId w:val="8"/>
+  </w:num>
+  <w:num w:numId="8" w16cid:durableId="284237962">
     <w:abstractNumId w:val="1"/>
   </w:num>
-  <w:num w:numId="4" w16cid:durableId="232355639">
-    <w:abstractNumId w:val="2"/>
-  </w:num>
-  <w:num w:numId="5" w16cid:durableId="1392266552">
-    <w:abstractNumId w:val="4"/>
+  <w:num w:numId="9" w16cid:durableId="1125000763">
+    <w:abstractNumId w:val="0"/>
   </w:num>
 </w:numbering>
 </file>
@@ -3859,7 +4965,6 @@
   <w:style w:type="character" w:default="1" w:styleId="Fuentedeprrafopredeter">
     <w:name w:val="Default Paragraph Font"/>
     <w:uiPriority w:val="1"/>
-    <w:semiHidden/>
     <w:unhideWhenUsed/>
   </w:style>
   <w:style w:type="table" w:default="1" w:styleId="Tablanormal">

--- a/Memoria proyecto integrador.docx
+++ b/Memoria proyecto integrador.docx
@@ -2042,6 +2042,17 @@
     </w:p>
     <w:p>
       <w:pPr>
+        <w:rPr>
+          <w:b/>
+          <w:bCs/>
+          <w:color w:val="C00000"/>
+          <w:sz w:val="28"/>
+          <w:szCs w:val="28"/>
+        </w:rPr>
+      </w:pPr>
+    </w:p>
+    <w:p>
+      <w:pPr>
         <w:pStyle w:val="Ttulo1"/>
         <w:numPr>
           <w:ilvl w:val="0"/>
@@ -2056,22 +2067,30 @@
       <w:bookmarkEnd w:id="4"/>
     </w:p>
     <w:p>
-      <w:r>
-        <w:t xml:space="preserve">Para este apartado se recomienda una extensión de </w:t>
-      </w:r>
-      <w:r>
-        <w:t>2</w:t>
-      </w:r>
-      <w:r>
-        <w:t xml:space="preserve"> a </w:t>
-      </w:r>
-      <w:r>
-        <w:t>3</w:t>
-      </w:r>
-      <w:r>
-        <w:t xml:space="preserve"> páginas. Enumeración de las tecnologías, herramientas y lenguajes de programación utilizados durante el desarrollo del proyecto. Enumeración de las herramientas organizativas para favorecer el trabajo en equipo.</w:t>
-      </w:r>
-    </w:p>
+      <w:pPr>
+        <w:spacing w:before="100" w:beforeAutospacing="1" w:after="100" w:afterAutospacing="1" w:line="240" w:lineRule="auto"/>
+        <w:jc w:val="left"/>
+        <w:rPr>
+          <w:rFonts w:eastAsia="Times New Roman" w:cstheme="minorHAnsi"/>
+          <w:szCs w:val="24"/>
+        </w:rPr>
+      </w:pPr>
+      <w:r>
+        <w:rPr>
+          <w:rFonts w:eastAsia="Times New Roman" w:cstheme="minorHAnsi"/>
+          <w:szCs w:val="24"/>
+        </w:rPr>
+        <w:t>Para el desarrollo de este proyecto se han utilizado diferentes tecnologías que permiten cubrir tanto la parte de programación como la gestión de datos y la organización del trabajo. La aplicación ha sido desarrollada en Java, utilizando herramientas como Java para la creación de la interfaz gráfica. Para la gestión de la información se ha empleado una base de datos relacional como MySQL, utilizando el lenguaje SQL para realizar consultas, inserciones, modificaciones y eliminaciones de datos. Como entorno de desarrollo se ha utilizado Eclipse IDE, mientras que para el control de versiones y el trabajo en equipo se ha utilizado GitHub. Además, se han empleado herramientas como Trello para la planificación del proyecto siguiendo una metodología ágil</w:t>
+      </w:r>
+      <w:r>
+        <w:rPr>
+          <w:rFonts w:eastAsia="Times New Roman" w:cstheme="minorHAnsi"/>
+          <w:szCs w:val="24"/>
+        </w:rPr>
+        <w:t>.</w:t>
+      </w:r>
+    </w:p>
+    <w:p/>
     <w:p>
       <w:pPr>
         <w:pStyle w:val="Ttulo1"/>
@@ -2249,6 +2268,7 @@
       </w:pPr>
       <w:bookmarkStart w:id="8" w:name="_Toc164530074"/>
       <w:r>
+        <w:lastRenderedPageBreak/>
         <w:t>Trabajos futuros</w:t>
       </w:r>
       <w:bookmarkEnd w:id="8"/>
@@ -4965,6 +4985,7 @@
   <w:style w:type="character" w:default="1" w:styleId="Fuentedeprrafopredeter">
     <w:name w:val="Default Paragraph Font"/>
     <w:uiPriority w:val="1"/>
+    <w:semiHidden/>
     <w:unhideWhenUsed/>
   </w:style>
   <w:style w:type="table" w:default="1" w:styleId="Tablanormal">
